--- a/ndb-pain-regional-variation-japan/output/je/JE_cover_letter.docx
+++ b/ndb-pain-regional-variation-japan/output/je/JE_cover_letter.docx
@@ -57,7 +57,7 @@
     </w:p>
     <w:p>
       <w:r>
-        <w:t>Our principal findings are as follows: (1) Acute perioperative analgesic prescribing varied 1.97-fold across prefectures, persisting after age-sex standardisation—indicating supply-sensitive practice variation rather than demographic differences alone. (2) The apparent regional pattern of neuropathic pain drug prescribing was largely explained by confounding disease proxies, particularly diabetes drug prescribing (r=0.87); after adjustment, the inter-regional effect was attenuated by 84% and became nonsignificant. (3) Acute perioperative prescribing was a significant predictor of chronic pain-related prescribing even after confounder adjustment, suggesting a modest link between regional patterns of acute pain management and chronic pain burden.</w:t>
+        <w:t>Our principal findings are as follows: (1) Acute perioperative analgesic prescribing varied 1.97-fold across prefectures, persisting after age-sex standardisation—indicating supply-sensitive practice variation rather than demographic differences alone. (2) The apparent regional clustering of neuropathic pain drug prescribing was largely explained by confounding disease proxies, particularly diabetes drug prescribing (r=0.87); after adjustment, inter-regional differences were substantially attenuated and became nonsignificant. (3) Acute perioperative prescribing was a significant predictor of chronic pain-related prescribing even after confounder adjustment, suggesting a modest link between regional patterns of acute pain management and chronic pain burden.</w:t>
       </w:r>
     </w:p>
     <w:p>

--- a/ndb-pain-regional-variation-japan/output/je/JE_cover_letter.docx
+++ b/ndb-pain-regional-variation-japan/output/je/JE_cover_letter.docx
@@ -57,12 +57,12 @@
     </w:p>
     <w:p>
       <w:r>
-        <w:t>Our principal findings are as follows: (1) Acute perioperative analgesic prescribing varied 1.97-fold across prefectures, persisting after age-sex standardisation—indicating supply-sensitive practice variation rather than demographic differences alone. (2) The apparent regional clustering of neuropathic pain drug prescribing was largely explained by confounding disease proxies, particularly diabetes drug prescribing (r=0.87); after adjustment, inter-regional differences were substantially attenuated and became nonsignificant. (3) Acute perioperative prescribing was a significant predictor of chronic pain-related prescribing even after confounder adjustment, suggesting a modest link between regional patterns of acute pain management and chronic pain burden.</w:t>
+        <w:t>Our principal findings are as follows: (1) Acute perioperative analgesic prescribing varied 1.97-fold across prefectures, persisting after age-sex standardisation—indicating supply-sensitive practice variation rather than demographic differences alone. (2) The apparent regional clustering of neuropathic pain drug prescribing was largely explained by confounding disease proxies, particularly diabetes drug prescribing (r=0.87); after adjustment, inter-regional differences were substantially attenuated and became nonsignificant. (3) Most notably, prescribing variation was dissociated from symptom burden: symptom prevalence from the Comprehensive Survey of Living Conditions (CSLC 2022) varied only 1.29-fold and showed no correlation with prescribing (r=0.03, P=0.85), formally meeting the criteria for Wennberg unwarranted variation. (4) Acute perioperative prescribing was a significant predictor of chronic pain-related prescribing even after confounder adjustment.</w:t>
       </w:r>
     </w:p>
     <w:p>
       <w:r>
-        <w:t>These findings are of direct relevance to the readership of the Journal of Epidemiology. The study demonstrates that Japan’s NDB Open Data—a freely accessible resource—can reveal clinically important practice variation that would be invisible in individual-level or single-institution studies. The methodological lesson—that ecological studies of neuropathic pain drugs must account for diabetic neuropathy and other confounding diseases—is broadly relevant to researchers using claims data for pain epidemiology.</w:t>
+        <w:t>These findings are of direct relevance to the readership of the Journal of Epidemiology. The study demonstrates that Japan’s NDB Open Data—a freely accessible resource—can reveal clinically important practice variation that would be invisible in individual-level or single-institution studies. The triangulation of NDB prescribing data with the CSLC household survey provides a novel demand–supply framework for evaluating unwarranted variation. The methodological lesson—that ecological studies of neuropathic pain drugs must account for diabetic neuropathy and other confounding diseases—is broadly relevant to researchers using claims data for pain epidemiology.</w:t>
       </w:r>
     </w:p>
     <w:p>
